--- a/content/member-assets/shopify-cart-audit/client-intake-form.docx
+++ b/content/member-assets/shopify-cart-audit/client-intake-form.docx
@@ -7,7 +7,7 @@
         <w:pStyle w:val="BrandBand"/>
       </w:pPr>
       <w:r>
-        <w:t xml:space="preserve">SIDE HUSTLE STEPHEN - THE LAUNCHPAD</w:t>
+        <w:t xml:space="preserve">SIDE HUSTLE STEPHEN</w:t>
       </w:r>
     </w:p>
     <w:p>
@@ -50,22 +50,243 @@
         <w:spacing w:before="70" w:after="210"/>
       </w:pPr>
     </w:p>
-    <w:p>
-      <w:pPr>
-        <w:pStyle w:val="Meta"/>
-      </w:pPr>
-      <w:r>
-        <w:t xml:space="preserve">Buyer: Small Shopify stores</w:t>
-      </w:r>
-    </w:p>
-    <w:p>
-      <w:pPr>
-        <w:pStyle w:val="Meta"/>
-      </w:pPr>
-      <w:r>
-        <w:t xml:space="preserve">Category: Ecommerce  /  Startup cost: $0  /  First sale: 1-7 days  /  Difficulty: Medium</w:t>
-      </w:r>
-    </w:p>
+    <w:tbl>
+      <w:tblPr>
+        <w:tblW w:w="0" w:type="auto"/>
+        <w:tblInd w:w="0" w:type="dxa"/>
+        <w:tblBorders>
+          <w:top w:val="single" w:sz="6" w:color="E0DFDD"/>
+          <w:left w:val="single" w:sz="6" w:color="E0DFDD"/>
+          <w:bottom w:val="single" w:sz="6" w:color="E0DFDD"/>
+          <w:right w:val="single" w:sz="6" w:color="E0DFDD"/>
+          <w:insideH w:val="single" w:sz="4" w:color="E0DFDD"/>
+          <w:insideV w:val="single" w:sz="4" w:color="E0DFDD"/>
+        </w:tblBorders>
+        <w:tblLook w:firstRow="1" w:noHBand="0" w:noVBand="1"/>
+      </w:tblPr>
+      <w:tblGrid>
+        <w:gridCol w:w="2200"/>
+        <w:gridCol w:w="6980"/>
+      </w:tblGrid>
+      <w:tr>
+        <w:tc>
+          <w:tcPr>
+            <w:tcW w:w="2200" w:type="dxa"/>
+            <w:shd w:fill="F5F3F1"/>
+            <w:tcMar>
+              <w:top w:w="120" w:type="dxa"/>
+              <w:left w:w="150" w:type="dxa"/>
+              <w:bottom w:w="120" w:type="dxa"/>
+              <w:right w:w="150" w:type="dxa"/>
+            </w:tcMar>
+            <w:vAlign w:val="center"/>
+          </w:tcPr>
+          <w:p>
+            <w:pPr>
+              <w:pStyle w:val="TableLabel"/>
+            </w:pPr>
+            <w:r>
+              <w:t xml:space="preserve">Buyer</w:t>
+            </w:r>
+          </w:p>
+        </w:tc>
+        <w:tc>
+          <w:tcPr>
+            <w:tcW w:w="6980" w:type="dxa"/>
+            <w:shd w:fill="F5F3F1"/>
+            <w:tcMar>
+              <w:top w:w="120" w:type="dxa"/>
+              <w:left w:w="150" w:type="dxa"/>
+              <w:bottom w:w="120" w:type="dxa"/>
+              <w:right w:w="150" w:type="dxa"/>
+            </w:tcMar>
+            <w:vAlign w:val="center"/>
+          </w:tcPr>
+          <w:p>
+            <w:pPr>
+              <w:pStyle w:val="TableCell"/>
+            </w:pPr>
+            <w:r>
+              <w:t xml:space="preserve">Small Shopify stores</w:t>
+            </w:r>
+          </w:p>
+        </w:tc>
+      </w:tr>
+      <w:tr>
+        <w:tc>
+          <w:tcPr>
+            <w:tcW w:w="2200" w:type="dxa"/>
+            <w:shd w:fill="F5F3F1"/>
+            <w:tcMar>
+              <w:top w:w="120" w:type="dxa"/>
+              <w:left w:w="150" w:type="dxa"/>
+              <w:bottom w:w="120" w:type="dxa"/>
+              <w:right w:w="150" w:type="dxa"/>
+            </w:tcMar>
+            <w:vAlign w:val="center"/>
+          </w:tcPr>
+          <w:p>
+            <w:pPr>
+              <w:pStyle w:val="TableLabel"/>
+            </w:pPr>
+            <w:r>
+              <w:t xml:space="preserve">Category</w:t>
+            </w:r>
+          </w:p>
+        </w:tc>
+        <w:tc>
+          <w:tcPr>
+            <w:tcW w:w="6980" w:type="dxa"/>
+            <w:tcMar>
+              <w:top w:w="120" w:type="dxa"/>
+              <w:left w:w="150" w:type="dxa"/>
+              <w:bottom w:w="120" w:type="dxa"/>
+              <w:right w:w="150" w:type="dxa"/>
+            </w:tcMar>
+            <w:vAlign w:val="center"/>
+          </w:tcPr>
+          <w:p>
+            <w:pPr>
+              <w:pStyle w:val="TableCell"/>
+            </w:pPr>
+            <w:r>
+              <w:t xml:space="preserve">Ecommerce</w:t>
+            </w:r>
+          </w:p>
+        </w:tc>
+      </w:tr>
+      <w:tr>
+        <w:tc>
+          <w:tcPr>
+            <w:tcW w:w="2200" w:type="dxa"/>
+            <w:shd w:fill="F5F3F1"/>
+            <w:tcMar>
+              <w:top w:w="120" w:type="dxa"/>
+              <w:left w:w="150" w:type="dxa"/>
+              <w:bottom w:w="120" w:type="dxa"/>
+              <w:right w:w="150" w:type="dxa"/>
+            </w:tcMar>
+            <w:vAlign w:val="center"/>
+          </w:tcPr>
+          <w:p>
+            <w:pPr>
+              <w:pStyle w:val="TableLabel"/>
+            </w:pPr>
+            <w:r>
+              <w:t xml:space="preserve">Startup cost</w:t>
+            </w:r>
+          </w:p>
+        </w:tc>
+        <w:tc>
+          <w:tcPr>
+            <w:tcW w:w="6980" w:type="dxa"/>
+            <w:shd w:fill="F5F3F1"/>
+            <w:tcMar>
+              <w:top w:w="120" w:type="dxa"/>
+              <w:left w:w="150" w:type="dxa"/>
+              <w:bottom w:w="120" w:type="dxa"/>
+              <w:right w:w="150" w:type="dxa"/>
+            </w:tcMar>
+            <w:vAlign w:val="center"/>
+          </w:tcPr>
+          <w:p>
+            <w:pPr>
+              <w:pStyle w:val="TableCell"/>
+            </w:pPr>
+            <w:r>
+              <w:t xml:space="preserve">$0</w:t>
+            </w:r>
+          </w:p>
+        </w:tc>
+      </w:tr>
+      <w:tr>
+        <w:tc>
+          <w:tcPr>
+            <w:tcW w:w="2200" w:type="dxa"/>
+            <w:shd w:fill="F5F3F1"/>
+            <w:tcMar>
+              <w:top w:w="120" w:type="dxa"/>
+              <w:left w:w="150" w:type="dxa"/>
+              <w:bottom w:w="120" w:type="dxa"/>
+              <w:right w:w="150" w:type="dxa"/>
+            </w:tcMar>
+            <w:vAlign w:val="center"/>
+          </w:tcPr>
+          <w:p>
+            <w:pPr>
+              <w:pStyle w:val="TableLabel"/>
+            </w:pPr>
+            <w:r>
+              <w:t xml:space="preserve">First sale</w:t>
+            </w:r>
+          </w:p>
+        </w:tc>
+        <w:tc>
+          <w:tcPr>
+            <w:tcW w:w="6980" w:type="dxa"/>
+            <w:tcMar>
+              <w:top w:w="120" w:type="dxa"/>
+              <w:left w:w="150" w:type="dxa"/>
+              <w:bottom w:w="120" w:type="dxa"/>
+              <w:right w:w="150" w:type="dxa"/>
+            </w:tcMar>
+            <w:vAlign w:val="center"/>
+          </w:tcPr>
+          <w:p>
+            <w:pPr>
+              <w:pStyle w:val="TableCell"/>
+            </w:pPr>
+            <w:r>
+              <w:t xml:space="preserve">1-7 days</w:t>
+            </w:r>
+          </w:p>
+        </w:tc>
+      </w:tr>
+      <w:tr>
+        <w:tc>
+          <w:tcPr>
+            <w:tcW w:w="2200" w:type="dxa"/>
+            <w:shd w:fill="F5F3F1"/>
+            <w:tcMar>
+              <w:top w:w="120" w:type="dxa"/>
+              <w:left w:w="150" w:type="dxa"/>
+              <w:bottom w:w="120" w:type="dxa"/>
+              <w:right w:w="150" w:type="dxa"/>
+            </w:tcMar>
+            <w:vAlign w:val="center"/>
+          </w:tcPr>
+          <w:p>
+            <w:pPr>
+              <w:pStyle w:val="TableLabel"/>
+            </w:pPr>
+            <w:r>
+              <w:t xml:space="preserve">Difficulty</w:t>
+            </w:r>
+          </w:p>
+        </w:tc>
+        <w:tc>
+          <w:tcPr>
+            <w:tcW w:w="6980" w:type="dxa"/>
+            <w:shd w:fill="F5F3F1"/>
+            <w:tcMar>
+              <w:top w:w="120" w:type="dxa"/>
+              <w:left w:w="150" w:type="dxa"/>
+              <w:bottom w:w="120" w:type="dxa"/>
+              <w:right w:w="150" w:type="dxa"/>
+            </w:tcMar>
+            <w:vAlign w:val="center"/>
+          </w:tcPr>
+          <w:p>
+            <w:pPr>
+              <w:pStyle w:val="TableCell"/>
+            </w:pPr>
+            <w:r>
+              <w:t xml:space="preserve">Medium</w:t>
+            </w:r>
+          </w:p>
+        </w:tc>
+      </w:tr>
+    </w:tbl>
     <w:p>
       <w:pPr>
         <w:pStyle w:val="Kicker"/>
@@ -87,36 +308,721 @@
         <w:pStyle w:val="Kicker"/>
       </w:pPr>
       <w:r>
-        <w:t>IN THIS DOCUMENT</w:t>
-      </w:r>
-    </w:p>
-    <w:p>
-      <w:pPr>
-        <w:rPr>
-          <w:color w:val="57534E"/>
-          <w:sz w:val="18"/>
-        </w:rPr>
-      </w:pPr>
-      <w:r>
-        <w:fldChar w:fldCharType="begin"/>
-      </w:r>
-      <w:r>
-        <w:instrText xml:space="preserve"> TOC \o "1-1" \h \z \u </w:instrText>
-      </w:r>
-      <w:r>
-        <w:fldChar w:fldCharType="separate"/>
-      </w:r>
-      <w:r>
-        <w:rPr>
-          <w:color w:val="57534E"/>
-          <w:sz w:val="18"/>
-        </w:rPr>
-        <w:t xml:space="preserve">Right-click and choose Update Field to build the contents.</w:t>
-      </w:r>
-      <w:r>
-        <w:fldChar w:fldCharType="end"/>
-      </w:r>
-    </w:p>
+        <w:t xml:space="preserve">Launch action board</w:t>
+      </w:r>
+    </w:p>
+    <w:tbl>
+      <w:tblPr>
+        <w:tblW w:w="0" w:type="auto"/>
+        <w:tblInd w:w="0" w:type="dxa"/>
+        <w:tblBorders>
+          <w:top w:val="single" w:sz="6" w:color="E0DFDD"/>
+          <w:left w:val="single" w:sz="6" w:color="E0DFDD"/>
+          <w:bottom w:val="single" w:sz="6" w:color="E0DFDD"/>
+          <w:right w:val="single" w:sz="6" w:color="E0DFDD"/>
+          <w:insideH w:val="single" w:sz="4" w:color="E0DFDD"/>
+          <w:insideV w:val="single" w:sz="4" w:color="E0DFDD"/>
+        </w:tblBorders>
+        <w:tblLook w:firstRow="1" w:noHBand="0" w:noVBand="1"/>
+      </w:tblPr>
+      <w:tblGrid>
+        <w:gridCol w:w="1620"/>
+        <w:gridCol w:w="3960"/>
+        <w:gridCol w:w="3600"/>
+      </w:tblGrid>
+      <w:tr>
+        <w:tc>
+          <w:tcPr>
+            <w:tcW w:w="1620" w:type="dxa"/>
+            <w:shd w:fill="0A0A0A"/>
+            <w:tcMar>
+              <w:top w:w="120" w:type="dxa"/>
+              <w:left w:w="150" w:type="dxa"/>
+              <w:bottom w:w="120" w:type="dxa"/>
+              <w:right w:w="150" w:type="dxa"/>
+            </w:tcMar>
+            <w:vAlign w:val="center"/>
+          </w:tcPr>
+          <w:p>
+            <w:pPr>
+              <w:pStyle w:val="TableHeader"/>
+            </w:pPr>
+            <w:r>
+              <w:t xml:space="preserve">Move</w:t>
+            </w:r>
+          </w:p>
+        </w:tc>
+        <w:tc>
+          <w:tcPr>
+            <w:tcW w:w="3960" w:type="dxa"/>
+            <w:shd w:fill="0A0A0A"/>
+            <w:tcMar>
+              <w:top w:w="120" w:type="dxa"/>
+              <w:left w:w="150" w:type="dxa"/>
+              <w:bottom w:w="120" w:type="dxa"/>
+              <w:right w:w="150" w:type="dxa"/>
+            </w:tcMar>
+            <w:vAlign w:val="center"/>
+          </w:tcPr>
+          <w:p>
+            <w:pPr>
+              <w:pStyle w:val="TableHeader"/>
+            </w:pPr>
+            <w:r>
+              <w:t xml:space="preserve">What to check</w:t>
+            </w:r>
+          </w:p>
+        </w:tc>
+        <w:tc>
+          <w:tcPr>
+            <w:tcW w:w="3600" w:type="dxa"/>
+            <w:shd w:fill="0A0A0A"/>
+            <w:tcMar>
+              <w:top w:w="120" w:type="dxa"/>
+              <w:left w:w="150" w:type="dxa"/>
+              <w:bottom w:w="120" w:type="dxa"/>
+              <w:right w:w="150" w:type="dxa"/>
+            </w:tcMar>
+            <w:vAlign w:val="center"/>
+          </w:tcPr>
+          <w:p>
+            <w:pPr>
+              <w:pStyle w:val="TableHeader"/>
+            </w:pPr>
+            <w:r>
+              <w:t xml:space="preserve">Output</w:t>
+            </w:r>
+          </w:p>
+        </w:tc>
+      </w:tr>
+      <w:tr>
+        <w:tc>
+          <w:tcPr>
+            <w:tcW w:w="1620" w:type="dxa"/>
+            <w:shd w:fill="F5F3F1"/>
+            <w:tcMar>
+              <w:top w:w="120" w:type="dxa"/>
+              <w:left w:w="150" w:type="dxa"/>
+              <w:bottom w:w="120" w:type="dxa"/>
+              <w:right w:w="150" w:type="dxa"/>
+            </w:tcMar>
+            <w:vAlign w:val="center"/>
+          </w:tcPr>
+          <w:p>
+            <w:pPr>
+              <w:pStyle w:val="TableCell"/>
+            </w:pPr>
+            <w:r>
+              <w:t xml:space="preserve">1. Scope</w:t>
+            </w:r>
+          </w:p>
+        </w:tc>
+        <w:tc>
+          <w:tcPr>
+            <w:tcW w:w="3960" w:type="dxa"/>
+            <w:shd w:fill="F5F3F1"/>
+            <w:tcMar>
+              <w:top w:w="120" w:type="dxa"/>
+              <w:left w:w="150" w:type="dxa"/>
+              <w:bottom w:w="120" w:type="dxa"/>
+              <w:right w:w="150" w:type="dxa"/>
+            </w:tcMar>
+            <w:vAlign w:val="center"/>
+          </w:tcPr>
+          <w:p>
+            <w:pPr>
+              <w:pStyle w:val="TableCell"/>
+            </w:pPr>
+            <w:r>
+              <w:t xml:space="preserve">Buyer, input files, sensitive claims, approval owner</w:t>
+            </w:r>
+          </w:p>
+        </w:tc>
+        <w:tc>
+          <w:tcPr>
+            <w:tcW w:w="3600" w:type="dxa"/>
+            <w:shd w:fill="F5F3F1"/>
+            <w:tcMar>
+              <w:top w:w="120" w:type="dxa"/>
+              <w:left w:w="150" w:type="dxa"/>
+              <w:bottom w:w="120" w:type="dxa"/>
+              <w:right w:w="150" w:type="dxa"/>
+            </w:tcMar>
+            <w:vAlign w:val="center"/>
+          </w:tcPr>
+          <w:p>
+            <w:pPr>
+              <w:pStyle w:val="TableCell"/>
+            </w:pPr>
+            <w:r>
+              <w:t xml:space="preserve">Clean project brief</w:t>
+            </w:r>
+          </w:p>
+        </w:tc>
+      </w:tr>
+      <w:tr>
+        <w:tc>
+          <w:tcPr>
+            <w:tcW w:w="1620" w:type="dxa"/>
+            <w:tcMar>
+              <w:top w:w="120" w:type="dxa"/>
+              <w:left w:w="150" w:type="dxa"/>
+              <w:bottom w:w="120" w:type="dxa"/>
+              <w:right w:w="150" w:type="dxa"/>
+            </w:tcMar>
+            <w:vAlign w:val="center"/>
+          </w:tcPr>
+          <w:p>
+            <w:pPr>
+              <w:pStyle w:val="TableCell"/>
+            </w:pPr>
+            <w:r>
+              <w:t xml:space="preserve">2. Build</w:t>
+            </w:r>
+          </w:p>
+        </w:tc>
+        <w:tc>
+          <w:tcPr>
+            <w:tcW w:w="3960" w:type="dxa"/>
+            <w:tcMar>
+              <w:top w:w="120" w:type="dxa"/>
+              <w:left w:w="150" w:type="dxa"/>
+              <w:bottom w:w="120" w:type="dxa"/>
+              <w:right w:w="150" w:type="dxa"/>
+            </w:tcMar>
+            <w:vAlign w:val="center"/>
+          </w:tcPr>
+          <w:p>
+            <w:pPr>
+              <w:pStyle w:val="TableCell"/>
+            </w:pPr>
+            <w:r>
+              <w:t xml:space="preserve">Use the template, prompts, checklist, or workbook sections</w:t>
+            </w:r>
+          </w:p>
+        </w:tc>
+        <w:tc>
+          <w:tcPr>
+            <w:tcW w:w="3600" w:type="dxa"/>
+            <w:tcMar>
+              <w:top w:w="120" w:type="dxa"/>
+              <w:left w:w="150" w:type="dxa"/>
+              <w:bottom w:w="120" w:type="dxa"/>
+              <w:right w:w="150" w:type="dxa"/>
+            </w:tcMar>
+            <w:vAlign w:val="center"/>
+          </w:tcPr>
+          <w:p>
+            <w:pPr>
+              <w:pStyle w:val="TableCell"/>
+            </w:pPr>
+            <w:r>
+              <w:t xml:space="preserve">Buyer-specific asset</w:t>
+            </w:r>
+          </w:p>
+        </w:tc>
+      </w:tr>
+      <w:tr>
+        <w:tc>
+          <w:tcPr>
+            <w:tcW w:w="1620" w:type="dxa"/>
+            <w:shd w:fill="F5F3F1"/>
+            <w:tcMar>
+              <w:top w:w="120" w:type="dxa"/>
+              <w:left w:w="150" w:type="dxa"/>
+              <w:bottom w:w="120" w:type="dxa"/>
+              <w:right w:w="150" w:type="dxa"/>
+            </w:tcMar>
+            <w:vAlign w:val="center"/>
+          </w:tcPr>
+          <w:p>
+            <w:pPr>
+              <w:pStyle w:val="TableCell"/>
+            </w:pPr>
+            <w:r>
+              <w:t xml:space="preserve">3. Approve</w:t>
+            </w:r>
+          </w:p>
+        </w:tc>
+        <w:tc>
+          <w:tcPr>
+            <w:tcW w:w="3960" w:type="dxa"/>
+            <w:shd w:fill="F5F3F1"/>
+            <w:tcMar>
+              <w:top w:w="120" w:type="dxa"/>
+              <w:left w:w="150" w:type="dxa"/>
+              <w:bottom w:w="120" w:type="dxa"/>
+              <w:right w:w="150" w:type="dxa"/>
+            </w:tcMar>
+            <w:vAlign w:val="center"/>
+          </w:tcPr>
+          <w:p>
+            <w:pPr>
+              <w:pStyle w:val="TableCell"/>
+            </w:pPr>
+            <w:r>
+              <w:t xml:space="preserve">Facts, prices, dates, links, policies, and public claims</w:t>
+            </w:r>
+          </w:p>
+        </w:tc>
+        <w:tc>
+          <w:tcPr>
+            <w:tcW w:w="3600" w:type="dxa"/>
+            <w:shd w:fill="F5F3F1"/>
+            <w:tcMar>
+              <w:top w:w="120" w:type="dxa"/>
+              <w:left w:w="150" w:type="dxa"/>
+              <w:bottom w:w="120" w:type="dxa"/>
+              <w:right w:w="150" w:type="dxa"/>
+            </w:tcMar>
+            <w:vAlign w:val="center"/>
+          </w:tcPr>
+          <w:p>
+            <w:pPr>
+              <w:pStyle w:val="TableCell"/>
+            </w:pPr>
+            <w:r>
+              <w:t xml:space="preserve">Approved final version</w:t>
+            </w:r>
+          </w:p>
+        </w:tc>
+      </w:tr>
+      <w:tr>
+        <w:tc>
+          <w:tcPr>
+            <w:tcW w:w="1620" w:type="dxa"/>
+            <w:tcMar>
+              <w:top w:w="120" w:type="dxa"/>
+              <w:left w:w="150" w:type="dxa"/>
+              <w:bottom w:w="120" w:type="dxa"/>
+              <w:right w:w="150" w:type="dxa"/>
+            </w:tcMar>
+            <w:vAlign w:val="center"/>
+          </w:tcPr>
+          <w:p>
+            <w:pPr>
+              <w:pStyle w:val="TableCell"/>
+            </w:pPr>
+            <w:r>
+              <w:t xml:space="preserve">4. Follow up</w:t>
+            </w:r>
+          </w:p>
+        </w:tc>
+        <w:tc>
+          <w:tcPr>
+            <w:tcW w:w="3960" w:type="dxa"/>
+            <w:tcMar>
+              <w:top w:w="120" w:type="dxa"/>
+              <w:left w:w="150" w:type="dxa"/>
+              <w:bottom w:w="120" w:type="dxa"/>
+              <w:right w:w="150" w:type="dxa"/>
+            </w:tcMar>
+            <w:vAlign w:val="center"/>
+          </w:tcPr>
+          <w:p>
+            <w:pPr>
+              <w:pStyle w:val="TableCell"/>
+            </w:pPr>
+            <w:r>
+              <w:t xml:space="preserve">Next refresh, retainer, or second sprint</w:t>
+            </w:r>
+          </w:p>
+        </w:tc>
+        <w:tc>
+          <w:tcPr>
+            <w:tcW w:w="3600" w:type="dxa"/>
+            <w:tcMar>
+              <w:top w:w="120" w:type="dxa"/>
+              <w:left w:w="150" w:type="dxa"/>
+              <w:bottom w:w="120" w:type="dxa"/>
+              <w:right w:w="150" w:type="dxa"/>
+            </w:tcMar>
+            <w:vAlign w:val="center"/>
+          </w:tcPr>
+          <w:p>
+            <w:pPr>
+              <w:pStyle w:val="TableCell"/>
+            </w:pPr>
+            <w:r>
+              <w:t xml:space="preserve">Clear paid next step</w:t>
+            </w:r>
+          </w:p>
+        </w:tc>
+      </w:tr>
+    </w:tbl>
+    <w:p>
+      <w:pPr>
+        <w:pStyle w:val="Kicker"/>
+      </w:pPr>
+      <w:r>
+        <w:t xml:space="preserve">In this document</w:t>
+      </w:r>
+    </w:p>
+    <w:tbl>
+      <w:tblPr>
+        <w:tblW w:w="0" w:type="auto"/>
+        <w:tblInd w:w="0" w:type="dxa"/>
+        <w:tblBorders>
+          <w:top w:val="single" w:sz="6" w:color="E0DFDD"/>
+          <w:left w:val="single" w:sz="6" w:color="E0DFDD"/>
+          <w:bottom w:val="single" w:sz="6" w:color="E0DFDD"/>
+          <w:right w:val="single" w:sz="6" w:color="E0DFDD"/>
+          <w:insideH w:val="single" w:sz="4" w:color="E0DFDD"/>
+          <w:insideV w:val="single" w:sz="4" w:color="E0DFDD"/>
+        </w:tblBorders>
+        <w:tblLook w:firstRow="1" w:noHBand="0" w:noVBand="1"/>
+      </w:tblPr>
+      <w:tblGrid>
+        <w:gridCol w:w="1180"/>
+        <w:gridCol w:w="7940"/>
+      </w:tblGrid>
+      <w:tr>
+        <w:tc>
+          <w:tcPr>
+            <w:tcW w:w="1180" w:type="dxa"/>
+            <w:shd w:fill="0A0A0A"/>
+            <w:tcMar>
+              <w:top w:w="120" w:type="dxa"/>
+              <w:left w:w="150" w:type="dxa"/>
+              <w:bottom w:w="120" w:type="dxa"/>
+              <w:right w:w="150" w:type="dxa"/>
+            </w:tcMar>
+            <w:vAlign w:val="center"/>
+          </w:tcPr>
+          <w:p>
+            <w:pPr>
+              <w:pStyle w:val="TableHeader"/>
+            </w:pPr>
+            <w:r>
+              <w:t xml:space="preserve">Section</w:t>
+            </w:r>
+          </w:p>
+        </w:tc>
+        <w:tc>
+          <w:tcPr>
+            <w:tcW w:w="7940" w:type="dxa"/>
+            <w:shd w:fill="0A0A0A"/>
+            <w:tcMar>
+              <w:top w:w="120" w:type="dxa"/>
+              <w:left w:w="150" w:type="dxa"/>
+              <w:bottom w:w="120" w:type="dxa"/>
+              <w:right w:w="150" w:type="dxa"/>
+            </w:tcMar>
+            <w:vAlign w:val="center"/>
+          </w:tcPr>
+          <w:p>
+            <w:pPr>
+              <w:pStyle w:val="TableHeader"/>
+            </w:pPr>
+            <w:r>
+              <w:t xml:space="preserve">What it covers</w:t>
+            </w:r>
+          </w:p>
+        </w:tc>
+      </w:tr>
+      <w:tr>
+        <w:tc>
+          <w:tcPr>
+            <w:tcW w:w="1180" w:type="dxa"/>
+            <w:shd w:fill="F5F3F1"/>
+            <w:tcMar>
+              <w:top w:w="120" w:type="dxa"/>
+              <w:left w:w="150" w:type="dxa"/>
+              <w:bottom w:w="120" w:type="dxa"/>
+              <w:right w:w="150" w:type="dxa"/>
+            </w:tcMar>
+            <w:vAlign w:val="center"/>
+          </w:tcPr>
+          <w:p>
+            <w:pPr>
+              <w:pStyle w:val="TableCell"/>
+            </w:pPr>
+            <w:r>
+              <w:t xml:space="preserve">01</w:t>
+            </w:r>
+          </w:p>
+        </w:tc>
+        <w:tc>
+          <w:tcPr>
+            <w:tcW w:w="7940" w:type="dxa"/>
+            <w:shd w:fill="F5F3F1"/>
+            <w:tcMar>
+              <w:top w:w="120" w:type="dxa"/>
+              <w:left w:w="150" w:type="dxa"/>
+              <w:bottom w:w="120" w:type="dxa"/>
+              <w:right w:w="150" w:type="dxa"/>
+            </w:tcMar>
+            <w:vAlign w:val="center"/>
+          </w:tcPr>
+          <w:p>
+            <w:pPr>
+              <w:pStyle w:val="TableCell"/>
+            </w:pPr>
+            <w:r>
+              <w:t xml:space="preserve">How to use this form — Send this form before starting the shopify cart audit pack so the client provides store…</w:t>
+            </w:r>
+          </w:p>
+        </w:tc>
+      </w:tr>
+      <w:tr>
+        <w:tc>
+          <w:tcPr>
+            <w:tcW w:w="1180" w:type="dxa"/>
+            <w:tcMar>
+              <w:top w:w="120" w:type="dxa"/>
+              <w:left w:w="150" w:type="dxa"/>
+              <w:bottom w:w="120" w:type="dxa"/>
+              <w:right w:w="150" w:type="dxa"/>
+            </w:tcMar>
+            <w:vAlign w:val="center"/>
+          </w:tcPr>
+          <w:p>
+            <w:pPr>
+              <w:pStyle w:val="TableCell"/>
+            </w:pPr>
+            <w:r>
+              <w:t xml:space="preserve">02</w:t>
+            </w:r>
+          </w:p>
+        </w:tc>
+        <w:tc>
+          <w:tcPr>
+            <w:tcW w:w="7940" w:type="dxa"/>
+            <w:tcMar>
+              <w:top w:w="120" w:type="dxa"/>
+              <w:left w:w="150" w:type="dxa"/>
+              <w:bottom w:w="120" w:type="dxa"/>
+              <w:right w:w="150" w:type="dxa"/>
+            </w:tcMar>
+            <w:vAlign w:val="center"/>
+          </w:tcPr>
+          <w:p>
+            <w:pPr>
+              <w:pStyle w:val="TableCell"/>
+            </w:pPr>
+            <w:r>
+              <w:t xml:space="preserve">Client details — Business name: [business]</w:t>
+            </w:r>
+          </w:p>
+        </w:tc>
+      </w:tr>
+      <w:tr>
+        <w:tc>
+          <w:tcPr>
+            <w:tcW w:w="1180" w:type="dxa"/>
+            <w:shd w:fill="F5F3F1"/>
+            <w:tcMar>
+              <w:top w:w="120" w:type="dxa"/>
+              <w:left w:w="150" w:type="dxa"/>
+              <w:bottom w:w="120" w:type="dxa"/>
+              <w:right w:w="150" w:type="dxa"/>
+            </w:tcMar>
+            <w:vAlign w:val="center"/>
+          </w:tcPr>
+          <w:p>
+            <w:pPr>
+              <w:pStyle w:val="TableCell"/>
+            </w:pPr>
+            <w:r>
+              <w:t xml:space="preserve">03</w:t>
+            </w:r>
+          </w:p>
+        </w:tc>
+        <w:tc>
+          <w:tcPr>
+            <w:tcW w:w="7940" w:type="dxa"/>
+            <w:shd w:fill="F5F3F1"/>
+            <w:tcMar>
+              <w:top w:w="120" w:type="dxa"/>
+              <w:left w:w="150" w:type="dxa"/>
+              <w:bottom w:w="120" w:type="dxa"/>
+              <w:right w:w="150" w:type="dxa"/>
+            </w:tcMar>
+            <w:vAlign w:val="center"/>
+          </w:tcPr>
+          <w:p>
+            <w:pPr>
+              <w:pStyle w:val="TableCell"/>
+            </w:pPr>
+            <w:r>
+              <w:t xml:space="preserve">Project scope — Selected offer: starter / standard / retainer for small shopify stores.</w:t>
+            </w:r>
+          </w:p>
+        </w:tc>
+      </w:tr>
+      <w:tr>
+        <w:tc>
+          <w:tcPr>
+            <w:tcW w:w="1180" w:type="dxa"/>
+            <w:tcMar>
+              <w:top w:w="120" w:type="dxa"/>
+              <w:left w:w="150" w:type="dxa"/>
+              <w:bottom w:w="120" w:type="dxa"/>
+              <w:right w:w="150" w:type="dxa"/>
+            </w:tcMar>
+            <w:vAlign w:val="center"/>
+          </w:tcPr>
+          <w:p>
+            <w:pPr>
+              <w:pStyle w:val="TableCell"/>
+            </w:pPr>
+            <w:r>
+              <w:t xml:space="preserve">04</w:t>
+            </w:r>
+          </w:p>
+        </w:tc>
+        <w:tc>
+          <w:tcPr>
+            <w:tcW w:w="7940" w:type="dxa"/>
+            <w:tcMar>
+              <w:top w:w="120" w:type="dxa"/>
+              <w:left w:w="150" w:type="dxa"/>
+              <w:bottom w:w="120" w:type="dxa"/>
+              <w:right w:w="150" w:type="dxa"/>
+            </w:tcMar>
+            <w:vAlign w:val="center"/>
+          </w:tcPr>
+          <w:p>
+            <w:pPr>
+              <w:pStyle w:val="TableCell"/>
+            </w:pPr>
+            <w:r>
+              <w:t xml:space="preserve">Source material request — Current files, screenshots, exports, links, messages, reviews, product pages, listing copy…</w:t>
+            </w:r>
+          </w:p>
+        </w:tc>
+      </w:tr>
+      <w:tr>
+        <w:tc>
+          <w:tcPr>
+            <w:tcW w:w="1180" w:type="dxa"/>
+            <w:shd w:fill="F5F3F1"/>
+            <w:tcMar>
+              <w:top w:w="120" w:type="dxa"/>
+              <w:left w:w="150" w:type="dxa"/>
+              <w:bottom w:w="120" w:type="dxa"/>
+              <w:right w:w="150" w:type="dxa"/>
+            </w:tcMar>
+            <w:vAlign w:val="center"/>
+          </w:tcPr>
+          <w:p>
+            <w:pPr>
+              <w:pStyle w:val="TableCell"/>
+            </w:pPr>
+            <w:r>
+              <w:t xml:space="preserve">05</w:t>
+            </w:r>
+          </w:p>
+        </w:tc>
+        <w:tc>
+          <w:tcPr>
+            <w:tcW w:w="7940" w:type="dxa"/>
+            <w:shd w:fill="F5F3F1"/>
+            <w:tcMar>
+              <w:top w:w="120" w:type="dxa"/>
+              <w:left w:w="150" w:type="dxa"/>
+              <w:bottom w:w="120" w:type="dxa"/>
+              <w:right w:w="150" w:type="dxa"/>
+            </w:tcMar>
+            <w:vAlign w:val="center"/>
+          </w:tcPr>
+          <w:p>
+            <w:pPr>
+              <w:pStyle w:val="TableCell"/>
+            </w:pPr>
+            <w:r>
+              <w:t xml:space="preserve">Pack-specific intake prompts — What does a successful shopify cart audit pack look like for your business 30 days from now?</w:t>
+            </w:r>
+          </w:p>
+        </w:tc>
+      </w:tr>
+      <w:tr>
+        <w:tc>
+          <w:tcPr>
+            <w:tcW w:w="1180" w:type="dxa"/>
+            <w:tcMar>
+              <w:top w:w="120" w:type="dxa"/>
+              <w:left w:w="150" w:type="dxa"/>
+              <w:bottom w:w="120" w:type="dxa"/>
+              <w:right w:w="150" w:type="dxa"/>
+            </w:tcMar>
+            <w:vAlign w:val="center"/>
+          </w:tcPr>
+          <w:p>
+            <w:pPr>
+              <w:pStyle w:val="TableCell"/>
+            </w:pPr>
+            <w:r>
+              <w:t xml:space="preserve">06</w:t>
+            </w:r>
+          </w:p>
+        </w:tc>
+        <w:tc>
+          <w:tcPr>
+            <w:tcW w:w="7940" w:type="dxa"/>
+            <w:tcMar>
+              <w:top w:w="120" w:type="dxa"/>
+              <w:left w:w="150" w:type="dxa"/>
+              <w:bottom w:w="120" w:type="dxa"/>
+              <w:right w:w="150" w:type="dxa"/>
+            </w:tcMar>
+            <w:vAlign w:val="center"/>
+          </w:tcPr>
+          <w:p>
+            <w:pPr>
+              <w:pStyle w:val="TableCell"/>
+            </w:pPr>
+            <w:r>
+              <w:t xml:space="preserve">Approval checklist — Facts approved: names, prices, dates, opening hours, policies, addresses, service areas…</w:t>
+            </w:r>
+          </w:p>
+        </w:tc>
+      </w:tr>
+      <w:tr>
+        <w:tc>
+          <w:tcPr>
+            <w:tcW w:w="1180" w:type="dxa"/>
+            <w:shd w:fill="F5F3F1"/>
+            <w:tcMar>
+              <w:top w:w="120" w:type="dxa"/>
+              <w:left w:w="150" w:type="dxa"/>
+              <w:bottom w:w="120" w:type="dxa"/>
+              <w:right w:w="150" w:type="dxa"/>
+            </w:tcMar>
+            <w:vAlign w:val="center"/>
+          </w:tcPr>
+          <w:p>
+            <w:pPr>
+              <w:pStyle w:val="TableCell"/>
+            </w:pPr>
+            <w:r>
+              <w:t xml:space="preserve">07</w:t>
+            </w:r>
+          </w:p>
+        </w:tc>
+        <w:tc>
+          <w:tcPr>
+            <w:tcW w:w="7940" w:type="dxa"/>
+            <w:shd w:fill="F5F3F1"/>
+            <w:tcMar>
+              <w:top w:w="120" w:type="dxa"/>
+              <w:left w:w="150" w:type="dxa"/>
+              <w:bottom w:w="120" w:type="dxa"/>
+              <w:right w:w="150" w:type="dxa"/>
+            </w:tcMar>
+            <w:vAlign w:val="center"/>
+          </w:tcPr>
+          <w:p>
+            <w:pPr>
+              <w:pStyle w:val="TableCell"/>
+            </w:pPr>
+            <w:r>
+              <w:t xml:space="preserve">Delivery standards (shared) — This asset is for small shopify stores; replace bracketed fields with their specifics…</w:t>
+            </w:r>
+          </w:p>
+        </w:tc>
+      </w:tr>
+    </w:tbl>
     <w:p>
       <w:pPr>
         <w:pStyle w:val="Heading3"/>
@@ -130,7 +1036,7 @@
         <w:pStyle w:val="Checklist"/>
       </w:pPr>
       <w:r>
-        <w:t xml:space="preserve">☐  Replace bracketed fields.</w:t>
+        <w:t xml:space="preserve">[ ]  Replace bracketed fields.</w:t>
       </w:r>
     </w:p>
     <w:p>
@@ -138,7 +1044,7 @@
         <w:pStyle w:val="Checklist"/>
       </w:pPr>
       <w:r>
-        <w:t xml:space="preserve">☐  Verify facts and claims.</w:t>
+        <w:t xml:space="preserve">[ ]  Verify facts and claims.</w:t>
       </w:r>
     </w:p>
     <w:p>
@@ -146,12 +1052,7 @@
         <w:pStyle w:val="Checklist"/>
       </w:pPr>
       <w:r>
-        <w:t xml:space="preserve">☐  Send for approval before publishing.</w:t>
-      </w:r>
-    </w:p>
-    <w:p>
-      <w:r>
-        <w:br w:type="page"/>
+        <w:t xml:space="preserve">[ ]  Send for approval before publishing.</w:t>
       </w:r>
     </w:p>
     <w:p>
@@ -218,6 +1119,610 @@
         <w:t xml:space="preserve">02 / Client details</w:t>
       </w:r>
     </w:p>
+    <w:tbl>
+      <w:tblPr>
+        <w:tblW w:w="0" w:type="auto"/>
+        <w:tblInd w:w="0" w:type="dxa"/>
+        <w:tblBorders>
+          <w:top w:val="single" w:sz="6" w:color="E0DFDD"/>
+          <w:left w:val="single" w:sz="6" w:color="E0DFDD"/>
+          <w:bottom w:val="single" w:sz="6" w:color="E0DFDD"/>
+          <w:right w:val="single" w:sz="6" w:color="E0DFDD"/>
+          <w:insideH w:val="single" w:sz="4" w:color="E0DFDD"/>
+          <w:insideV w:val="single" w:sz="4" w:color="E0DFDD"/>
+        </w:tblBorders>
+        <w:tblLook w:firstRow="1" w:noHBand="0" w:noVBand="1"/>
+      </w:tblPr>
+      <w:tblGrid>
+        <w:gridCol w:w="4180"/>
+        <w:gridCol w:w="5000"/>
+      </w:tblGrid>
+      <w:tr>
+        <w:tc>
+          <w:tcPr>
+            <w:tcW w:w="4180" w:type="dxa"/>
+            <w:shd w:fill="0A0A0A"/>
+            <w:tcMar>
+              <w:top w:w="120" w:type="dxa"/>
+              <w:left w:w="150" w:type="dxa"/>
+              <w:bottom w:w="120" w:type="dxa"/>
+              <w:right w:w="150" w:type="dxa"/>
+            </w:tcMar>
+            <w:vAlign w:val="center"/>
+          </w:tcPr>
+          <w:p>
+            <w:pPr>
+              <w:pStyle w:val="TableHeader"/>
+            </w:pPr>
+            <w:r>
+              <w:t xml:space="preserve">Field</w:t>
+            </w:r>
+          </w:p>
+        </w:tc>
+        <w:tc>
+          <w:tcPr>
+            <w:tcW w:w="5000" w:type="dxa"/>
+            <w:shd w:fill="0A0A0A"/>
+            <w:tcMar>
+              <w:top w:w="120" w:type="dxa"/>
+              <w:left w:w="150" w:type="dxa"/>
+              <w:bottom w:w="120" w:type="dxa"/>
+              <w:right w:w="150" w:type="dxa"/>
+            </w:tcMar>
+            <w:vAlign w:val="center"/>
+          </w:tcPr>
+          <w:p>
+            <w:pPr>
+              <w:pStyle w:val="TableHeader"/>
+            </w:pPr>
+            <w:r>
+              <w:t xml:space="preserve">Your answer</w:t>
+            </w:r>
+          </w:p>
+        </w:tc>
+      </w:tr>
+      <w:tr>
+        <w:trPr>
+          <w:trHeight w:val="560" w:hRule="atLeast"/>
+        </w:trPr>
+        <w:tc>
+          <w:tcPr>
+            <w:tcW w:w="4180" w:type="dxa"/>
+            <w:shd w:fill="F5F3F1"/>
+            <w:tcMar>
+              <w:top w:w="120" w:type="dxa"/>
+              <w:left w:w="150" w:type="dxa"/>
+              <w:bottom w:w="120" w:type="dxa"/>
+              <w:right w:w="150" w:type="dxa"/>
+            </w:tcMar>
+            <w:vAlign w:val="center"/>
+          </w:tcPr>
+          <w:p>
+            <w:pPr>
+              <w:pStyle w:val="TableCell"/>
+            </w:pPr>
+            <w:r>
+              <w:t xml:space="preserve">Business name</w:t>
+            </w:r>
+          </w:p>
+        </w:tc>
+        <w:tc>
+          <w:tcPr>
+            <w:tcW w:w="5000" w:type="dxa"/>
+            <w:shd w:fill="F5F3F1"/>
+            <w:tcMar>
+              <w:top w:w="120" w:type="dxa"/>
+              <w:left w:w="150" w:type="dxa"/>
+              <w:bottom w:w="120" w:type="dxa"/>
+              <w:right w:w="150" w:type="dxa"/>
+            </w:tcMar>
+            <w:vAlign w:val="center"/>
+          </w:tcPr>
+          <w:p>
+            <w:pPr>
+              <w:pStyle w:val="TableCell"/>
+            </w:pPr>
+            <w:r>
+              <w:t xml:space="preserve"/>
+            </w:r>
+          </w:p>
+        </w:tc>
+      </w:tr>
+      <w:tr>
+        <w:trPr>
+          <w:trHeight w:val="560" w:hRule="atLeast"/>
+        </w:trPr>
+        <w:tc>
+          <w:tcPr>
+            <w:tcW w:w="4180" w:type="dxa"/>
+            <w:tcMar>
+              <w:top w:w="120" w:type="dxa"/>
+              <w:left w:w="150" w:type="dxa"/>
+              <w:bottom w:w="120" w:type="dxa"/>
+              <w:right w:w="150" w:type="dxa"/>
+            </w:tcMar>
+            <w:vAlign w:val="center"/>
+          </w:tcPr>
+          <w:p>
+            <w:pPr>
+              <w:pStyle w:val="TableCell"/>
+            </w:pPr>
+            <w:r>
+              <w:t xml:space="preserve">Primary contact</w:t>
+            </w:r>
+          </w:p>
+        </w:tc>
+        <w:tc>
+          <w:tcPr>
+            <w:tcW w:w="5000" w:type="dxa"/>
+            <w:tcMar>
+              <w:top w:w="120" w:type="dxa"/>
+              <w:left w:w="150" w:type="dxa"/>
+              <w:bottom w:w="120" w:type="dxa"/>
+              <w:right w:w="150" w:type="dxa"/>
+            </w:tcMar>
+            <w:vAlign w:val="center"/>
+          </w:tcPr>
+          <w:p>
+            <w:pPr>
+              <w:pStyle w:val="TableCell"/>
+            </w:pPr>
+            <w:r>
+              <w:t xml:space="preserve"/>
+            </w:r>
+          </w:p>
+        </w:tc>
+      </w:tr>
+      <w:tr>
+        <w:trPr>
+          <w:trHeight w:val="560" w:hRule="atLeast"/>
+        </w:trPr>
+        <w:tc>
+          <w:tcPr>
+            <w:tcW w:w="4180" w:type="dxa"/>
+            <w:shd w:fill="F5F3F1"/>
+            <w:tcMar>
+              <w:top w:w="120" w:type="dxa"/>
+              <w:left w:w="150" w:type="dxa"/>
+              <w:bottom w:w="120" w:type="dxa"/>
+              <w:right w:w="150" w:type="dxa"/>
+            </w:tcMar>
+            <w:vAlign w:val="center"/>
+          </w:tcPr>
+          <w:p>
+            <w:pPr>
+              <w:pStyle w:val="TableCell"/>
+            </w:pPr>
+            <w:r>
+              <w:t xml:space="preserve">Best approval channel</w:t>
+            </w:r>
+          </w:p>
+        </w:tc>
+        <w:tc>
+          <w:tcPr>
+            <w:tcW w:w="5000" w:type="dxa"/>
+            <w:shd w:fill="F5F3F1"/>
+            <w:tcMar>
+              <w:top w:w="120" w:type="dxa"/>
+              <w:left w:w="150" w:type="dxa"/>
+              <w:bottom w:w="120" w:type="dxa"/>
+              <w:right w:w="150" w:type="dxa"/>
+            </w:tcMar>
+            <w:vAlign w:val="center"/>
+          </w:tcPr>
+          <w:p>
+            <w:pPr>
+              <w:pStyle w:val="TableCell"/>
+            </w:pPr>
+            <w:r>
+              <w:t xml:space="preserve"/>
+            </w:r>
+          </w:p>
+        </w:tc>
+      </w:tr>
+      <w:tr>
+        <w:trPr>
+          <w:trHeight w:val="560" w:hRule="atLeast"/>
+        </w:trPr>
+        <w:tc>
+          <w:tcPr>
+            <w:tcW w:w="4180" w:type="dxa"/>
+            <w:tcMar>
+              <w:top w:w="120" w:type="dxa"/>
+              <w:left w:w="150" w:type="dxa"/>
+              <w:bottom w:w="120" w:type="dxa"/>
+              <w:right w:w="150" w:type="dxa"/>
+            </w:tcMar>
+            <w:vAlign w:val="center"/>
+          </w:tcPr>
+          <w:p>
+            <w:pPr>
+              <w:pStyle w:val="TableCell"/>
+            </w:pPr>
+            <w:r>
+              <w:t xml:space="preserve">Approval deadline</w:t>
+            </w:r>
+          </w:p>
+        </w:tc>
+        <w:tc>
+          <w:tcPr>
+            <w:tcW w:w="5000" w:type="dxa"/>
+            <w:tcMar>
+              <w:top w:w="120" w:type="dxa"/>
+              <w:left w:w="150" w:type="dxa"/>
+              <w:bottom w:w="120" w:type="dxa"/>
+              <w:right w:w="150" w:type="dxa"/>
+            </w:tcMar>
+            <w:vAlign w:val="center"/>
+          </w:tcPr>
+          <w:p>
+            <w:pPr>
+              <w:pStyle w:val="TableCell"/>
+            </w:pPr>
+            <w:r>
+              <w:t xml:space="preserve"/>
+            </w:r>
+          </w:p>
+        </w:tc>
+      </w:tr>
+      <w:tr>
+        <w:trPr>
+          <w:trHeight w:val="560" w:hRule="atLeast"/>
+        </w:trPr>
+        <w:tc>
+          <w:tcPr>
+            <w:tcW w:w="4180" w:type="dxa"/>
+            <w:shd w:fill="F5F3F1"/>
+            <w:tcMar>
+              <w:top w:w="120" w:type="dxa"/>
+              <w:left w:w="150" w:type="dxa"/>
+              <w:bottom w:w="120" w:type="dxa"/>
+              <w:right w:w="150" w:type="dxa"/>
+            </w:tcMar>
+            <w:vAlign w:val="center"/>
+          </w:tcPr>
+          <w:p>
+            <w:pPr>
+              <w:pStyle w:val="TableCell"/>
+            </w:pPr>
+            <w:r>
+              <w:t xml:space="preserve">Preferred tone</w:t>
+            </w:r>
+          </w:p>
+        </w:tc>
+        <w:tc>
+          <w:tcPr>
+            <w:tcW w:w="5000" w:type="dxa"/>
+            <w:shd w:fill="F5F3F1"/>
+            <w:tcMar>
+              <w:top w:w="120" w:type="dxa"/>
+              <w:left w:w="150" w:type="dxa"/>
+              <w:bottom w:w="120" w:type="dxa"/>
+              <w:right w:w="150" w:type="dxa"/>
+            </w:tcMar>
+            <w:vAlign w:val="center"/>
+          </w:tcPr>
+          <w:p>
+            <w:pPr>
+              <w:pStyle w:val="TableCell"/>
+            </w:pPr>
+            <w:r>
+              <w:t xml:space="preserve"/>
+            </w:r>
+          </w:p>
+        </w:tc>
+      </w:tr>
+    </w:tbl>
+    <w:p>
+      <w:pPr>
+        <w:pStyle w:val="Heading1"/>
+      </w:pPr>
+      <w:r>
+        <w:t xml:space="preserve">03 / Project scope</w:t>
+      </w:r>
+    </w:p>
+    <w:tbl>
+      <w:tblPr>
+        <w:tblW w:w="0" w:type="auto"/>
+        <w:tblInd w:w="0" w:type="dxa"/>
+        <w:tblBorders>
+          <w:top w:val="single" w:sz="6" w:color="E0DFDD"/>
+          <w:left w:val="single" w:sz="6" w:color="E0DFDD"/>
+          <w:bottom w:val="single" w:sz="6" w:color="E0DFDD"/>
+          <w:right w:val="single" w:sz="6" w:color="E0DFDD"/>
+          <w:insideH w:val="single" w:sz="4" w:color="E0DFDD"/>
+          <w:insideV w:val="single" w:sz="4" w:color="E0DFDD"/>
+        </w:tblBorders>
+        <w:tblLook w:firstRow="1" w:noHBand="0" w:noVBand="1"/>
+      </w:tblPr>
+      <w:tblGrid>
+        <w:gridCol w:w="4180"/>
+        <w:gridCol w:w="5000"/>
+      </w:tblGrid>
+      <w:tr>
+        <w:tc>
+          <w:tcPr>
+            <w:tcW w:w="4180" w:type="dxa"/>
+            <w:shd w:fill="0A0A0A"/>
+            <w:tcMar>
+              <w:top w:w="120" w:type="dxa"/>
+              <w:left w:w="150" w:type="dxa"/>
+              <w:bottom w:w="120" w:type="dxa"/>
+              <w:right w:w="150" w:type="dxa"/>
+            </w:tcMar>
+            <w:vAlign w:val="center"/>
+          </w:tcPr>
+          <w:p>
+            <w:pPr>
+              <w:pStyle w:val="TableHeader"/>
+            </w:pPr>
+            <w:r>
+              <w:t xml:space="preserve">Field</w:t>
+            </w:r>
+          </w:p>
+        </w:tc>
+        <w:tc>
+          <w:tcPr>
+            <w:tcW w:w="5000" w:type="dxa"/>
+            <w:shd w:fill="0A0A0A"/>
+            <w:tcMar>
+              <w:top w:w="120" w:type="dxa"/>
+              <w:left w:w="150" w:type="dxa"/>
+              <w:bottom w:w="120" w:type="dxa"/>
+              <w:right w:w="150" w:type="dxa"/>
+            </w:tcMar>
+            <w:vAlign w:val="center"/>
+          </w:tcPr>
+          <w:p>
+            <w:pPr>
+              <w:pStyle w:val="TableHeader"/>
+            </w:pPr>
+            <w:r>
+              <w:t xml:space="preserve">Your answer</w:t>
+            </w:r>
+          </w:p>
+        </w:tc>
+      </w:tr>
+      <w:tr>
+        <w:trPr>
+          <w:trHeight w:val="560" w:hRule="atLeast"/>
+        </w:trPr>
+        <w:tc>
+          <w:tcPr>
+            <w:tcW w:w="4180" w:type="dxa"/>
+            <w:shd w:fill="F5F3F1"/>
+            <w:tcMar>
+              <w:top w:w="120" w:type="dxa"/>
+              <w:left w:w="150" w:type="dxa"/>
+              <w:bottom w:w="120" w:type="dxa"/>
+              <w:right w:w="150" w:type="dxa"/>
+            </w:tcMar>
+            <w:vAlign w:val="center"/>
+          </w:tcPr>
+          <w:p>
+            <w:pPr>
+              <w:pStyle w:val="TableCell"/>
+            </w:pPr>
+            <w:r>
+              <w:t xml:space="preserve">Selected offer</w:t>
+            </w:r>
+          </w:p>
+        </w:tc>
+        <w:tc>
+          <w:tcPr>
+            <w:tcW w:w="5000" w:type="dxa"/>
+            <w:shd w:fill="F5F3F1"/>
+            <w:tcMar>
+              <w:top w:w="120" w:type="dxa"/>
+              <w:left w:w="150" w:type="dxa"/>
+              <w:bottom w:w="120" w:type="dxa"/>
+              <w:right w:w="150" w:type="dxa"/>
+            </w:tcMar>
+            <w:vAlign w:val="center"/>
+          </w:tcPr>
+          <w:p>
+            <w:pPr>
+              <w:pStyle w:val="TableCell"/>
+            </w:pPr>
+            <w:r>
+              <w:t xml:space="preserve"/>
+            </w:r>
+          </w:p>
+        </w:tc>
+      </w:tr>
+      <w:tr>
+        <w:trPr>
+          <w:trHeight w:val="560" w:hRule="atLeast"/>
+        </w:trPr>
+        <w:tc>
+          <w:tcPr>
+            <w:tcW w:w="4180" w:type="dxa"/>
+            <w:tcMar>
+              <w:top w:w="120" w:type="dxa"/>
+              <w:left w:w="150" w:type="dxa"/>
+              <w:bottom w:w="120" w:type="dxa"/>
+              <w:right w:w="150" w:type="dxa"/>
+            </w:tcMar>
+            <w:vAlign w:val="center"/>
+          </w:tcPr>
+          <w:p>
+            <w:pPr>
+              <w:pStyle w:val="TableCell"/>
+            </w:pPr>
+            <w:r>
+              <w:t xml:space="preserve">Primary outcome wanted from this project</w:t>
+            </w:r>
+          </w:p>
+        </w:tc>
+        <w:tc>
+          <w:tcPr>
+            <w:tcW w:w="5000" w:type="dxa"/>
+            <w:tcMar>
+              <w:top w:w="120" w:type="dxa"/>
+              <w:left w:w="150" w:type="dxa"/>
+              <w:bottom w:w="120" w:type="dxa"/>
+              <w:right w:w="150" w:type="dxa"/>
+            </w:tcMar>
+            <w:vAlign w:val="center"/>
+          </w:tcPr>
+          <w:p>
+            <w:pPr>
+              <w:pStyle w:val="TableCell"/>
+            </w:pPr>
+            <w:r>
+              <w:t xml:space="preserve"/>
+            </w:r>
+          </w:p>
+        </w:tc>
+      </w:tr>
+      <w:tr>
+        <w:trPr>
+          <w:trHeight w:val="560" w:hRule="atLeast"/>
+        </w:trPr>
+        <w:tc>
+          <w:tcPr>
+            <w:tcW w:w="4180" w:type="dxa"/>
+            <w:shd w:fill="F5F3F1"/>
+            <w:tcMar>
+              <w:top w:w="120" w:type="dxa"/>
+              <w:left w:w="150" w:type="dxa"/>
+              <w:bottom w:w="120" w:type="dxa"/>
+              <w:right w:w="150" w:type="dxa"/>
+            </w:tcMar>
+            <w:vAlign w:val="center"/>
+          </w:tcPr>
+          <w:p>
+            <w:pPr>
+              <w:pStyle w:val="TableCell"/>
+            </w:pPr>
+            <w:r>
+              <w:t xml:space="preserve">Most urgent visible problem</w:t>
+            </w:r>
+          </w:p>
+        </w:tc>
+        <w:tc>
+          <w:tcPr>
+            <w:tcW w:w="5000" w:type="dxa"/>
+            <w:shd w:fill="F5F3F1"/>
+            <w:tcMar>
+              <w:top w:w="120" w:type="dxa"/>
+              <w:left w:w="150" w:type="dxa"/>
+              <w:bottom w:w="120" w:type="dxa"/>
+              <w:right w:w="150" w:type="dxa"/>
+            </w:tcMar>
+            <w:vAlign w:val="center"/>
+          </w:tcPr>
+          <w:p>
+            <w:pPr>
+              <w:pStyle w:val="TableCell"/>
+            </w:pPr>
+            <w:r>
+              <w:t xml:space="preserve"/>
+            </w:r>
+          </w:p>
+        </w:tc>
+      </w:tr>
+      <w:tr>
+        <w:trPr>
+          <w:trHeight w:val="560" w:hRule="atLeast"/>
+        </w:trPr>
+        <w:tc>
+          <w:tcPr>
+            <w:tcW w:w="4180" w:type="dxa"/>
+            <w:tcMar>
+              <w:top w:w="120" w:type="dxa"/>
+              <w:left w:w="150" w:type="dxa"/>
+              <w:bottom w:w="120" w:type="dxa"/>
+              <w:right w:w="150" w:type="dxa"/>
+            </w:tcMar>
+            <w:vAlign w:val="center"/>
+          </w:tcPr>
+          <w:p>
+            <w:pPr>
+              <w:pStyle w:val="TableCell"/>
+            </w:pPr>
+            <w:r>
+              <w:t xml:space="preserve">What should not change</w:t>
+            </w:r>
+          </w:p>
+        </w:tc>
+        <w:tc>
+          <w:tcPr>
+            <w:tcW w:w="5000" w:type="dxa"/>
+            <w:tcMar>
+              <w:top w:w="120" w:type="dxa"/>
+              <w:left w:w="150" w:type="dxa"/>
+              <w:bottom w:w="120" w:type="dxa"/>
+              <w:right w:w="150" w:type="dxa"/>
+            </w:tcMar>
+            <w:vAlign w:val="center"/>
+          </w:tcPr>
+          <w:p>
+            <w:pPr>
+              <w:pStyle w:val="TableCell"/>
+            </w:pPr>
+            <w:r>
+              <w:t xml:space="preserve"/>
+            </w:r>
+          </w:p>
+        </w:tc>
+      </w:tr>
+      <w:tr>
+        <w:trPr>
+          <w:trHeight w:val="560" w:hRule="atLeast"/>
+        </w:trPr>
+        <w:tc>
+          <w:tcPr>
+            <w:tcW w:w="4180" w:type="dxa"/>
+            <w:shd w:fill="F5F3F1"/>
+            <w:tcMar>
+              <w:top w:w="120" w:type="dxa"/>
+              <w:left w:w="150" w:type="dxa"/>
+              <w:bottom w:w="120" w:type="dxa"/>
+              <w:right w:w="150" w:type="dxa"/>
+            </w:tcMar>
+            <w:vAlign w:val="center"/>
+          </w:tcPr>
+          <w:p>
+            <w:pPr>
+              <w:pStyle w:val="TableCell"/>
+            </w:pPr>
+            <w:r>
+              <w:t xml:space="preserve">Known risks or sensitive claims</w:t>
+            </w:r>
+          </w:p>
+        </w:tc>
+        <w:tc>
+          <w:tcPr>
+            <w:tcW w:w="5000" w:type="dxa"/>
+            <w:shd w:fill="F5F3F1"/>
+            <w:tcMar>
+              <w:top w:w="120" w:type="dxa"/>
+              <w:left w:w="150" w:type="dxa"/>
+              <w:bottom w:w="120" w:type="dxa"/>
+              <w:right w:w="150" w:type="dxa"/>
+            </w:tcMar>
+            <w:vAlign w:val="center"/>
+          </w:tcPr>
+          <w:p>
+            <w:pPr>
+              <w:pStyle w:val="TableCell"/>
+            </w:pPr>
+            <w:r>
+              <w:t xml:space="preserve"/>
+            </w:r>
+          </w:p>
+        </w:tc>
+      </w:tr>
+    </w:tbl>
+    <w:p>
+      <w:pPr>
+        <w:pStyle w:val="Heading1"/>
+      </w:pPr>
+      <w:r>
+        <w:t xml:space="preserve">04 / Source material request</w:t>
+      </w:r>
+    </w:p>
     <w:p>
       <w:pPr>
         <w:pStyle w:val="ListParagraph"/>
@@ -227,7 +1732,7 @@
         </w:numPr>
       </w:pPr>
       <w:r>
-        <w:t xml:space="preserve">Business name: [business]</w:t>
+        <w:t xml:space="preserve">Current files, screenshots, exports, links, messages, reviews, product pages, listing copy, or data sources relevant to this pack.</w:t>
       </w:r>
     </w:p>
     <w:p>
@@ -239,7 +1744,7 @@
         </w:numPr>
       </w:pPr>
       <w:r>
-        <w:t xml:space="preserve">Primary contact: [name, role, email, phone]</w:t>
+        <w:t xml:space="preserve">Brand assets: logo, colors, fonts, examples the client likes, and examples they dislike.</w:t>
       </w:r>
     </w:p>
     <w:p>
@@ -251,7 +1756,7 @@
         </w:numPr>
       </w:pPr>
       <w:r>
-        <w:t xml:space="preserve">Best approval channel: [email / Slack / SMS / call]</w:t>
+        <w:t xml:space="preserve">Approved wording for policies, guarantees, hours, prices, locations, service areas, and claims.</w:t>
       </w:r>
     </w:p>
     <w:p>
@@ -263,7 +1768,7 @@
         </w:numPr>
       </w:pPr>
       <w:r>
-        <w:t xml:space="preserve">Approval deadline: [date and time]</w:t>
+        <w:t xml:space="preserve">Any previous version of this asset or workflow, even if messy.</w:t>
       </w:r>
     </w:p>
     <w:p>
@@ -275,7 +1780,7 @@
         </w:numPr>
       </w:pPr>
       <w:r>
-        <w:t xml:space="preserve">Preferred tone: [plain / premium / friendly / direct / other]</w:t>
+        <w:t xml:space="preserve">Access requirements and restrictions: who can log in, who approves, and what must remain view-only.</w:t>
       </w:r>
     </w:p>
     <w:p>
@@ -283,7 +1788,357 @@
         <w:pStyle w:val="Heading1"/>
       </w:pPr>
       <w:r>
-        <w:t xml:space="preserve">03 / Project scope</w:t>
+        <w:t xml:space="preserve">05 / Pack-specific intake prompts</w:t>
+      </w:r>
+    </w:p>
+    <w:tbl>
+      <w:tblPr>
+        <w:tblW w:w="0" w:type="auto"/>
+        <w:tblInd w:w="0" w:type="dxa"/>
+        <w:tblBorders>
+          <w:top w:val="single" w:sz="6" w:color="E0DFDD"/>
+          <w:left w:val="single" w:sz="6" w:color="E0DFDD"/>
+          <w:bottom w:val="single" w:sz="6" w:color="E0DFDD"/>
+          <w:right w:val="single" w:sz="6" w:color="E0DFDD"/>
+          <w:insideH w:val="single" w:sz="4" w:color="E0DFDD"/>
+          <w:insideV w:val="single" w:sz="4" w:color="E0DFDD"/>
+        </w:tblBorders>
+        <w:tblLook w:firstRow="1" w:noHBand="0" w:noVBand="1"/>
+      </w:tblPr>
+      <w:tblGrid>
+        <w:gridCol w:w="4180"/>
+        <w:gridCol w:w="5000"/>
+      </w:tblGrid>
+      <w:tr>
+        <w:tc>
+          <w:tcPr>
+            <w:tcW w:w="4180" w:type="dxa"/>
+            <w:shd w:fill="0A0A0A"/>
+            <w:tcMar>
+              <w:top w:w="120" w:type="dxa"/>
+              <w:left w:w="150" w:type="dxa"/>
+              <w:bottom w:w="120" w:type="dxa"/>
+              <w:right w:w="150" w:type="dxa"/>
+            </w:tcMar>
+            <w:vAlign w:val="center"/>
+          </w:tcPr>
+          <w:p>
+            <w:pPr>
+              <w:pStyle w:val="TableHeader"/>
+            </w:pPr>
+            <w:r>
+              <w:t xml:space="preserve">Field</w:t>
+            </w:r>
+          </w:p>
+        </w:tc>
+        <w:tc>
+          <w:tcPr>
+            <w:tcW w:w="5000" w:type="dxa"/>
+            <w:shd w:fill="0A0A0A"/>
+            <w:tcMar>
+              <w:top w:w="120" w:type="dxa"/>
+              <w:left w:w="150" w:type="dxa"/>
+              <w:bottom w:w="120" w:type="dxa"/>
+              <w:right w:w="150" w:type="dxa"/>
+            </w:tcMar>
+            <w:vAlign w:val="center"/>
+          </w:tcPr>
+          <w:p>
+            <w:pPr>
+              <w:pStyle w:val="TableHeader"/>
+            </w:pPr>
+            <w:r>
+              <w:t xml:space="preserve">Your answer</w:t>
+            </w:r>
+          </w:p>
+        </w:tc>
+      </w:tr>
+      <w:tr>
+        <w:trPr>
+          <w:trHeight w:val="560" w:hRule="atLeast"/>
+        </w:trPr>
+        <w:tc>
+          <w:tcPr>
+            <w:tcW w:w="4180" w:type="dxa"/>
+            <w:shd w:fill="F5F3F1"/>
+            <w:tcMar>
+              <w:top w:w="120" w:type="dxa"/>
+              <w:left w:w="150" w:type="dxa"/>
+              <w:bottom w:w="120" w:type="dxa"/>
+              <w:right w:w="150" w:type="dxa"/>
+            </w:tcMar>
+            <w:vAlign w:val="center"/>
+          </w:tcPr>
+          <w:p>
+            <w:pPr>
+              <w:pStyle w:val="TableCell"/>
+            </w:pPr>
+            <w:r>
+              <w:t xml:space="preserve">What does a successful shopify cart audit pack look like for your business 30 days from now?</w:t>
+            </w:r>
+          </w:p>
+        </w:tc>
+        <w:tc>
+          <w:tcPr>
+            <w:tcW w:w="5000" w:type="dxa"/>
+            <w:shd w:fill="F5F3F1"/>
+            <w:tcMar>
+              <w:top w:w="120" w:type="dxa"/>
+              <w:left w:w="150" w:type="dxa"/>
+              <w:bottom w:w="120" w:type="dxa"/>
+              <w:right w:w="150" w:type="dxa"/>
+            </w:tcMar>
+            <w:vAlign w:val="center"/>
+          </w:tcPr>
+          <w:p>
+            <w:pPr>
+              <w:pStyle w:val="TableCell"/>
+            </w:pPr>
+            <w:r>
+              <w:t xml:space="preserve"/>
+            </w:r>
+          </w:p>
+        </w:tc>
+      </w:tr>
+      <w:tr>
+        <w:trPr>
+          <w:trHeight w:val="560" w:hRule="atLeast"/>
+        </w:trPr>
+        <w:tc>
+          <w:tcPr>
+            <w:tcW w:w="4180" w:type="dxa"/>
+            <w:tcMar>
+              <w:top w:w="120" w:type="dxa"/>
+              <w:left w:w="150" w:type="dxa"/>
+              <w:bottom w:w="120" w:type="dxa"/>
+              <w:right w:w="150" w:type="dxa"/>
+            </w:tcMar>
+            <w:vAlign w:val="center"/>
+          </w:tcPr>
+          <w:p>
+            <w:pPr>
+              <w:pStyle w:val="TableCell"/>
+            </w:pPr>
+            <w:r>
+              <w:t xml:space="preserve">What do your customers or leads currently misunderstand about this area?</w:t>
+            </w:r>
+          </w:p>
+        </w:tc>
+        <w:tc>
+          <w:tcPr>
+            <w:tcW w:w="5000" w:type="dxa"/>
+            <w:tcMar>
+              <w:top w:w="120" w:type="dxa"/>
+              <w:left w:w="150" w:type="dxa"/>
+              <w:bottom w:w="120" w:type="dxa"/>
+              <w:right w:w="150" w:type="dxa"/>
+            </w:tcMar>
+            <w:vAlign w:val="center"/>
+          </w:tcPr>
+          <w:p>
+            <w:pPr>
+              <w:pStyle w:val="TableCell"/>
+            </w:pPr>
+            <w:r>
+              <w:t xml:space="preserve"/>
+            </w:r>
+          </w:p>
+        </w:tc>
+      </w:tr>
+      <w:tr>
+        <w:trPr>
+          <w:trHeight w:val="560" w:hRule="atLeast"/>
+        </w:trPr>
+        <w:tc>
+          <w:tcPr>
+            <w:tcW w:w="4180" w:type="dxa"/>
+            <w:shd w:fill="F5F3F1"/>
+            <w:tcMar>
+              <w:top w:w="120" w:type="dxa"/>
+              <w:left w:w="150" w:type="dxa"/>
+              <w:bottom w:w="120" w:type="dxa"/>
+              <w:right w:w="150" w:type="dxa"/>
+            </w:tcMar>
+            <w:vAlign w:val="center"/>
+          </w:tcPr>
+          <w:p>
+            <w:pPr>
+              <w:pStyle w:val="TableCell"/>
+            </w:pPr>
+            <w:r>
+              <w:t xml:space="preserve">Which parts of store URLs, priority products, policies, email platform details, brand voice, and approved claims are already decided and which need review?</w:t>
+            </w:r>
+          </w:p>
+        </w:tc>
+        <w:tc>
+          <w:tcPr>
+            <w:tcW w:w="5000" w:type="dxa"/>
+            <w:shd w:fill="F5F3F1"/>
+            <w:tcMar>
+              <w:top w:w="120" w:type="dxa"/>
+              <w:left w:w="150" w:type="dxa"/>
+              <w:bottom w:w="120" w:type="dxa"/>
+              <w:right w:w="150" w:type="dxa"/>
+            </w:tcMar>
+            <w:vAlign w:val="center"/>
+          </w:tcPr>
+          <w:p>
+            <w:pPr>
+              <w:pStyle w:val="TableCell"/>
+            </w:pPr>
+            <w:r>
+              <w:t xml:space="preserve"/>
+            </w:r>
+          </w:p>
+        </w:tc>
+      </w:tr>
+      <w:tr>
+        <w:trPr>
+          <w:trHeight w:val="560" w:hRule="atLeast"/>
+        </w:trPr>
+        <w:tc>
+          <w:tcPr>
+            <w:tcW w:w="4180" w:type="dxa"/>
+            <w:tcMar>
+              <w:top w:w="120" w:type="dxa"/>
+              <w:left w:w="150" w:type="dxa"/>
+              <w:bottom w:w="120" w:type="dxa"/>
+              <w:right w:w="150" w:type="dxa"/>
+            </w:tcMar>
+            <w:vAlign w:val="center"/>
+          </w:tcPr>
+          <w:p>
+            <w:pPr>
+              <w:pStyle w:val="TableCell"/>
+            </w:pPr>
+            <w:r>
+              <w:t xml:space="preserve">Who has final say on customer-facing facts, pricing, claims, public replies, or instructions?</w:t>
+            </w:r>
+          </w:p>
+        </w:tc>
+        <w:tc>
+          <w:tcPr>
+            <w:tcW w:w="5000" w:type="dxa"/>
+            <w:tcMar>
+              <w:top w:w="120" w:type="dxa"/>
+              <w:left w:w="150" w:type="dxa"/>
+              <w:bottom w:w="120" w:type="dxa"/>
+              <w:right w:w="150" w:type="dxa"/>
+            </w:tcMar>
+            <w:vAlign w:val="center"/>
+          </w:tcPr>
+          <w:p>
+            <w:pPr>
+              <w:pStyle w:val="TableCell"/>
+            </w:pPr>
+            <w:r>
+              <w:t xml:space="preserve"/>
+            </w:r>
+          </w:p>
+        </w:tc>
+      </w:tr>
+      <w:tr>
+        <w:trPr>
+          <w:trHeight w:val="560" w:hRule="atLeast"/>
+        </w:trPr>
+        <w:tc>
+          <w:tcPr>
+            <w:tcW w:w="4180" w:type="dxa"/>
+            <w:shd w:fill="F5F3F1"/>
+            <w:tcMar>
+              <w:top w:w="120" w:type="dxa"/>
+              <w:left w:w="150" w:type="dxa"/>
+              <w:bottom w:w="120" w:type="dxa"/>
+              <w:right w:w="150" w:type="dxa"/>
+            </w:tcMar>
+            <w:vAlign w:val="center"/>
+          </w:tcPr>
+          <w:p>
+            <w:pPr>
+              <w:pStyle w:val="TableCell"/>
+            </w:pPr>
+            <w:r>
+              <w:t xml:space="preserve">What would make this project feel too risky or annoying for your team?</w:t>
+            </w:r>
+          </w:p>
+        </w:tc>
+        <w:tc>
+          <w:tcPr>
+            <w:tcW w:w="5000" w:type="dxa"/>
+            <w:shd w:fill="F5F3F1"/>
+            <w:tcMar>
+              <w:top w:w="120" w:type="dxa"/>
+              <w:left w:w="150" w:type="dxa"/>
+              <w:bottom w:w="120" w:type="dxa"/>
+              <w:right w:w="150" w:type="dxa"/>
+            </w:tcMar>
+            <w:vAlign w:val="center"/>
+          </w:tcPr>
+          <w:p>
+            <w:pPr>
+              <w:pStyle w:val="TableCell"/>
+            </w:pPr>
+            <w:r>
+              <w:t xml:space="preserve"/>
+            </w:r>
+          </w:p>
+        </w:tc>
+      </w:tr>
+    </w:tbl>
+    <w:p>
+      <w:pPr>
+        <w:pStyle w:val="Heading1"/>
+      </w:pPr>
+      <w:r>
+        <w:t xml:space="preserve">06 / Approval checklist</w:t>
+      </w:r>
+    </w:p>
+    <w:p>
+      <w:pPr>
+        <w:pStyle w:val="Checklist"/>
+      </w:pPr>
+      <w:r>
+        <w:t xml:space="preserve">[ ]  Facts approved: names, prices, dates, opening hours, policies, addresses, service areas, product details, and links.</w:t>
+      </w:r>
+    </w:p>
+    <w:p>
+      <w:pPr>
+        <w:pStyle w:val="Checklist"/>
+      </w:pPr>
+      <w:r>
+        <w:t xml:space="preserve">[ ]  Claims approved: proof, reviews, market commentary, testimonials, guarantees, and performance-sensitive language.</w:t>
+      </w:r>
+    </w:p>
+    <w:p>
+      <w:pPr>
+        <w:pStyle w:val="Checklist"/>
+      </w:pPr>
+      <w:r>
+        <w:t xml:space="preserve">[ ]  Access approved: logins, screenshots, exports, customer data, or public profile changes.</w:t>
+      </w:r>
+    </w:p>
+    <w:p>
+      <w:pPr>
+        <w:pStyle w:val="Checklist"/>
+      </w:pPr>
+      <w:r>
+        <w:t xml:space="preserve">[ ]  Delivery approved: editable file, final export, implementation notes, and next-step recommendation.</w:t>
+      </w:r>
+    </w:p>
+    <w:p>
+      <w:pPr>
+        <w:pStyle w:val="Checklist"/>
+      </w:pPr>
+      <w:r>
+        <w:t xml:space="preserve">[ ]  Renewal trigger approved: monthly refresh, weekly report, next sprint, or one-off closeout.</w:t>
+      </w:r>
+    </w:p>
+    <w:p>
+      <w:pPr>
+        <w:pStyle w:val="Heading1"/>
+      </w:pPr>
+      <w:r>
+        <w:t xml:space="preserve">07 / Delivery standards (shared)</w:t>
       </w:r>
     </w:p>
     <w:p>
@@ -295,7 +2150,7 @@
         </w:numPr>
       </w:pPr>
       <w:r>
-        <w:t xml:space="preserve">Selected offer: starter / standard / retainer for small shopify stores.</w:t>
+        <w:t xml:space="preserve">This asset is for small shopify stores; replace bracketed fields with their specifics before sending.</w:t>
       </w:r>
     </w:p>
     <w:p>
@@ -307,7 +2162,7 @@
         </w:numPr>
       </w:pPr>
       <w:r>
-        <w:t xml:space="preserve">Primary outcome wanted from this project: [client answer]</w:t>
+        <w:t xml:space="preserve">Full delivery standards - inputs to collect, evidence capture, pricing and scope guardrails, and the pre-send QA list - live once in this pack's AI Prompt Pack.</w:t>
       </w:r>
     </w:p>
     <w:p>
@@ -319,7 +2174,7 @@
         </w:numPr>
       </w:pPr>
       <w:r>
-        <w:t xml:space="preserve">Most urgent visible problem: [client answer]</w:t>
+        <w:t xml:space="preserve">Verify every fact, price, date, hour, link, and claim against a source, and keep approvals in writing.</w:t>
       </w:r>
     </w:p>
     <w:p>
@@ -331,278 +2186,6 @@
         </w:numPr>
       </w:pPr>
       <w:r>
-        <w:t xml:space="preserve">What should not change: [client answer]</w:t>
-      </w:r>
-    </w:p>
-    <w:p>
-      <w:pPr>
-        <w:pStyle w:val="ListParagraph"/>
-        <w:numPr>
-          <w:ilvl w:val="0"/>
-          <w:numId w:val="1"/>
-        </w:numPr>
-      </w:pPr>
-      <w:r>
-        <w:t xml:space="preserve">Known risks or sensitive claims: [client answer]</w:t>
-      </w:r>
-    </w:p>
-    <w:p>
-      <w:pPr>
-        <w:pStyle w:val="Heading1"/>
-      </w:pPr>
-      <w:r>
-        <w:t xml:space="preserve">04 / Source material request</w:t>
-      </w:r>
-    </w:p>
-    <w:p>
-      <w:pPr>
-        <w:pStyle w:val="ListParagraph"/>
-        <w:numPr>
-          <w:ilvl w:val="0"/>
-          <w:numId w:val="1"/>
-        </w:numPr>
-      </w:pPr>
-      <w:r>
-        <w:t xml:space="preserve">Current files, screenshots, exports, links, messages, reviews, product pages, listing copy, or data sources relevant to this pack.</w:t>
-      </w:r>
-    </w:p>
-    <w:p>
-      <w:pPr>
-        <w:pStyle w:val="ListParagraph"/>
-        <w:numPr>
-          <w:ilvl w:val="0"/>
-          <w:numId w:val="1"/>
-        </w:numPr>
-      </w:pPr>
-      <w:r>
-        <w:t xml:space="preserve">Brand assets: logo, colors, fonts, examples the client likes, and examples they dislike.</w:t>
-      </w:r>
-    </w:p>
-    <w:p>
-      <w:pPr>
-        <w:pStyle w:val="ListParagraph"/>
-        <w:numPr>
-          <w:ilvl w:val="0"/>
-          <w:numId w:val="1"/>
-        </w:numPr>
-      </w:pPr>
-      <w:r>
-        <w:t xml:space="preserve">Approved wording for policies, guarantees, hours, prices, locations, service areas, and claims.</w:t>
-      </w:r>
-    </w:p>
-    <w:p>
-      <w:pPr>
-        <w:pStyle w:val="ListParagraph"/>
-        <w:numPr>
-          <w:ilvl w:val="0"/>
-          <w:numId w:val="1"/>
-        </w:numPr>
-      </w:pPr>
-      <w:r>
-        <w:t xml:space="preserve">Any previous version of this asset or workflow, even if messy.</w:t>
-      </w:r>
-    </w:p>
-    <w:p>
-      <w:pPr>
-        <w:pStyle w:val="ListParagraph"/>
-        <w:numPr>
-          <w:ilvl w:val="0"/>
-          <w:numId w:val="1"/>
-        </w:numPr>
-      </w:pPr>
-      <w:r>
-        <w:t xml:space="preserve">Access requirements and restrictions: who can log in, who approves, and what must remain view-only.</w:t>
-      </w:r>
-    </w:p>
-    <w:p>
-      <w:pPr>
-        <w:pStyle w:val="Heading1"/>
-      </w:pPr>
-      <w:r>
-        <w:t xml:space="preserve">05 / Pack-specific intake prompts</w:t>
-      </w:r>
-    </w:p>
-    <w:p>
-      <w:pPr>
-        <w:pStyle w:val="ListParagraph"/>
-        <w:numPr>
-          <w:ilvl w:val="0"/>
-          <w:numId w:val="1"/>
-        </w:numPr>
-      </w:pPr>
-      <w:r>
-        <w:t xml:space="preserve">What does a successful shopify cart audit pack look like for your business 30 days from now?</w:t>
-      </w:r>
-    </w:p>
-    <w:p>
-      <w:pPr>
-        <w:pStyle w:val="ListParagraph"/>
-        <w:numPr>
-          <w:ilvl w:val="0"/>
-          <w:numId w:val="1"/>
-        </w:numPr>
-      </w:pPr>
-      <w:r>
-        <w:t xml:space="preserve">What do your customers or leads currently misunderstand about this area?</w:t>
-      </w:r>
-    </w:p>
-    <w:p>
-      <w:pPr>
-        <w:pStyle w:val="ListParagraph"/>
-        <w:numPr>
-          <w:ilvl w:val="0"/>
-          <w:numId w:val="1"/>
-        </w:numPr>
-      </w:pPr>
-      <w:r>
-        <w:t xml:space="preserve">Which parts of store URLs, priority products, policies, email platform details, brand voice, and approved claims are already decided and which need review?</w:t>
-      </w:r>
-    </w:p>
-    <w:p>
-      <w:pPr>
-        <w:pStyle w:val="ListParagraph"/>
-        <w:numPr>
-          <w:ilvl w:val="0"/>
-          <w:numId w:val="1"/>
-        </w:numPr>
-      </w:pPr>
-      <w:r>
-        <w:t xml:space="preserve">Who has final say on customer-facing facts, pricing, claims, public replies, or instructions?</w:t>
-      </w:r>
-    </w:p>
-    <w:p>
-      <w:pPr>
-        <w:pStyle w:val="ListParagraph"/>
-        <w:numPr>
-          <w:ilvl w:val="0"/>
-          <w:numId w:val="1"/>
-        </w:numPr>
-      </w:pPr>
-      <w:r>
-        <w:t xml:space="preserve">What would make this project feel too risky or annoying for your team?</w:t>
-      </w:r>
-    </w:p>
-    <w:p>
-      <w:pPr>
-        <w:pStyle w:val="Heading1"/>
-      </w:pPr>
-      <w:r>
-        <w:t xml:space="preserve">06 / Approval checklist</w:t>
-      </w:r>
-    </w:p>
-    <w:p>
-      <w:pPr>
-        <w:pStyle w:val="ListParagraph"/>
-        <w:numPr>
-          <w:ilvl w:val="0"/>
-          <w:numId w:val="1"/>
-        </w:numPr>
-      </w:pPr>
-      <w:r>
-        <w:t xml:space="preserve">Facts approved: names, prices, dates, opening hours, policies, addresses, service areas, product details, and links.</w:t>
-      </w:r>
-    </w:p>
-    <w:p>
-      <w:pPr>
-        <w:pStyle w:val="ListParagraph"/>
-        <w:numPr>
-          <w:ilvl w:val="0"/>
-          <w:numId w:val="1"/>
-        </w:numPr>
-      </w:pPr>
-      <w:r>
-        <w:t xml:space="preserve">Claims approved: proof, reviews, market commentary, testimonials, guarantees, and performance-sensitive language.</w:t>
-      </w:r>
-    </w:p>
-    <w:p>
-      <w:pPr>
-        <w:pStyle w:val="ListParagraph"/>
-        <w:numPr>
-          <w:ilvl w:val="0"/>
-          <w:numId w:val="1"/>
-        </w:numPr>
-      </w:pPr>
-      <w:r>
-        <w:t xml:space="preserve">Access approved: logins, screenshots, exports, customer data, or public profile changes.</w:t>
-      </w:r>
-    </w:p>
-    <w:p>
-      <w:pPr>
-        <w:pStyle w:val="ListParagraph"/>
-        <w:numPr>
-          <w:ilvl w:val="0"/>
-          <w:numId w:val="1"/>
-        </w:numPr>
-      </w:pPr>
-      <w:r>
-        <w:t xml:space="preserve">Delivery approved: editable file, final export, implementation notes, and next-step recommendation.</w:t>
-      </w:r>
-    </w:p>
-    <w:p>
-      <w:pPr>
-        <w:pStyle w:val="ListParagraph"/>
-        <w:numPr>
-          <w:ilvl w:val="0"/>
-          <w:numId w:val="1"/>
-        </w:numPr>
-      </w:pPr>
-      <w:r>
-        <w:t xml:space="preserve">Renewal trigger approved: monthly refresh, weekly report, next sprint, or one-off closeout.</w:t>
-      </w:r>
-    </w:p>
-    <w:p>
-      <w:pPr>
-        <w:pStyle w:val="Heading1"/>
-      </w:pPr>
-      <w:r>
-        <w:t xml:space="preserve">07 / Delivery standards (shared)</w:t>
-      </w:r>
-    </w:p>
-    <w:p>
-      <w:pPr>
-        <w:pStyle w:val="ListParagraph"/>
-        <w:numPr>
-          <w:ilvl w:val="0"/>
-          <w:numId w:val="1"/>
-        </w:numPr>
-      </w:pPr>
-      <w:r>
-        <w:t xml:space="preserve">This asset is for small shopify stores; replace bracketed fields with their specifics before sending.</w:t>
-      </w:r>
-    </w:p>
-    <w:p>
-      <w:pPr>
-        <w:pStyle w:val="ListParagraph"/>
-        <w:numPr>
-          <w:ilvl w:val="0"/>
-          <w:numId w:val="1"/>
-        </w:numPr>
-      </w:pPr>
-      <w:r>
-        <w:t xml:space="preserve">Full delivery standards - inputs to collect, evidence capture, pricing and scope guardrails, and the pre-send QA list - live once in this pack's AI Prompt Pack.</w:t>
-      </w:r>
-    </w:p>
-    <w:p>
-      <w:pPr>
-        <w:pStyle w:val="ListParagraph"/>
-        <w:numPr>
-          <w:ilvl w:val="0"/>
-          <w:numId w:val="1"/>
-        </w:numPr>
-      </w:pPr>
-      <w:r>
-        <w:t xml:space="preserve">Verify every fact, price, date, hour, link, and claim against a source, and keep approvals in writing.</w:t>
-      </w:r>
-    </w:p>
-    <w:p>
-      <w:pPr>
-        <w:pStyle w:val="ListParagraph"/>
-        <w:numPr>
-          <w:ilvl w:val="0"/>
-          <w:numId w:val="1"/>
-        </w:numPr>
-      </w:pPr>
-      <w:r>
         <w:t xml:space="preserve">Never imply guaranteed revenue, rankings, bookings, retention, or ad performance.</w:t>
       </w:r>
     </w:p>
@@ -622,7 +2205,7 @@
     <w:sectPr>
       <w:footerReference w:type="default" r:id="rId3"/>
       <w:pgSz w:w="12240" w:h="15840"/>
-      <w:pgMar w:top="1008" w:right="936" w:bottom="864" w:left="936" w:footer="432"/>
+      <w:pgMar w:top="1180" w:right="1440" w:bottom="1000" w:left="1440" w:footer="432"/>
       <w:cols w:space="720"/>
     </w:sectPr>
   </w:body>
@@ -644,7 +2227,21 @@
         <w:sz w:val="16"/>
         <w:color w:val="57534E"/>
       </w:rPr>
-      <w:t xml:space="preserve">Side Hustle Stephen - The Launchpad  /  Shopify Cart Audit Pack  /  Verify facts before client use</w:t>
+      <w:t xml:space="preserve">Side Hustle Stephen / Shopify Cart Audit Pack / Page </w:t>
+    </w:r>
+    <w:r>
+      <w:rPr>
+        <w:rFonts w:ascii="Arial" w:hAnsi="Arial"/>
+        <w:sz w:val="16"/>
+        <w:color w:val="57534E"/>
+      </w:rPr>
+      <w:fldChar w:fldCharType="begin"/>
+    </w:r>
+    <w:r>
+      <w:instrText xml:space="preserve"> PAGE </w:instrText>
+    </w:r>
+    <w:r>
+      <w:fldChar w:fldCharType="end"/>
     </w:r>
   </w:p>
 </w:ftr>
@@ -768,15 +2365,15 @@
     <w:rPr>
       <w:rFonts w:ascii="Arial" w:hAnsi="Arial"/>
       <w:b/>
-      <w:sz w:val="26"/>
+      <w:sz w:val="30"/>
       <w:color w:val="0A0A0A"/>
-      <w:spacing w:val="-4"/>
+      <w:spacing w:val="-6"/>
     </w:rPr>
     <w:pPr>
       <w:keepNext/>
-      <w:spacing w:before="340" w:after="130"/>
+      <w:spacing w:before="360" w:after="140"/>
       <w:pBdr>
-        <w:bottom w:val="single" w:sz="6" w:space="6" w:color="E0DFDD"/>
+        <w:bottom w:val="single" w:sz="12" w:space="7" w:color="0A0A0A"/>
       </w:pBdr>
     </w:pPr>
   </w:style>
@@ -785,11 +2382,11 @@
     <w:rPr>
       <w:rFonts w:ascii="Arial" w:hAnsi="Arial"/>
       <w:b/>
-      <w:sz w:val="23"/>
-      <w:color w:val="57534E"/>
+      <w:sz w:val="24"/>
+      <w:color w:val="0A0A0A"/>
     </w:rPr>
     <w:pPr>
-      <w:spacing w:after="60"/>
+      <w:spacing w:after="70"/>
     </w:pPr>
   </w:style>
   <w:style w:type="paragraph" w:styleId="Heading3">
@@ -797,11 +2394,12 @@
     <w:rPr>
       <w:rFonts w:ascii="Arial" w:hAnsi="Arial"/>
       <w:b/>
-      <w:sz w:val="20"/>
-      <w:color w:val="0A0A0A"/>
+      <w:sz w:val="22"/>
+      <w:color w:val="0A59D2"/>
     </w:rPr>
     <w:pPr>
-      <w:spacing w:before="150" w:after="80"/>
+      <w:keepNext/>
+      <w:spacing w:before="190" w:after="70"/>
     </w:pPr>
   </w:style>
   <w:style w:type="paragraph" w:styleId="Meta">
@@ -839,9 +2437,9 @@
     </w:rPr>
     <w:pPr>
       <w:spacing w:after="92" w:line="280" w:lineRule="auto"/>
-      <w:shd w:fill="F5F3F1"/>
+      <w:shd w:fill="EEF4FF"/>
       <w:pBdr>
-        <w:left w:val="single" w:sz="14" w:space="8" w:color="0A0A0A"/>
+        <w:left w:val="single" w:sz="18" w:space="8" w:color="0A59D2"/>
       </w:pBdr>
     </w:pPr>
   </w:style>
@@ -849,15 +2447,86 @@
     <w:name w:val="Intense Quote"/>
     <w:rPr>
       <w:rFonts w:ascii="Arial" w:hAnsi="Arial"/>
+      <w:b/>
       <w:color w:val="0A0A0A"/>
-      <w:sz w:val="20"/>
+      <w:sz w:val="21"/>
     </w:rPr>
     <w:pPr>
       <w:spacing w:before="90" w:after="170" w:line="292" w:lineRule="auto"/>
       <w:shd w:fill="F5F3F1"/>
       <w:pBdr>
-        <w:left w:val="single" w:sz="18" w:space="10" w:color="0A0A0A"/>
+        <w:left w:val="single" w:sz="24" w:space="10" w:color="0A0A0A"/>
       </w:pBdr>
+    </w:pPr>
+  </w:style>
+  <w:style w:type="paragraph" w:styleId="ExampleBlock">
+    <w:name w:val="Example Block"/>
+    <w:rPr>
+      <w:rFonts w:ascii="Arial" w:hAnsi="Arial"/>
+      <w:sz w:val="21"/>
+      <w:color w:val="0A0A0A"/>
+    </w:rPr>
+    <w:pPr>
+      <w:spacing w:before="60" w:after="120" w:line="288" w:lineRule="auto"/>
+      <w:shd w:fill="EEF4FF"/>
+      <w:pBdr>
+        <w:left w:val="single" w:sz="14" w:space="8" w:color="0A59D2"/>
+      </w:pBdr>
+    </w:pPr>
+  </w:style>
+  <w:style w:type="paragraph" w:styleId="EmailSubject">
+    <w:name w:val="Email Subject"/>
+    <w:rPr>
+      <w:rFonts w:ascii="Arial" w:hAnsi="Arial"/>
+      <w:b/>
+      <w:sz w:val="21"/>
+      <w:color w:val="0A0A0A"/>
+    </w:rPr>
+    <w:pPr>
+      <w:keepNext/>
+      <w:spacing w:before="150" w:after="0" w:line="284" w:lineRule="auto"/>
+      <w:shd w:fill="EEF4FF"/>
+      <w:pBdr>
+        <w:top w:val="single" w:sz="14" w:space="6" w:color="0A59D2"/>
+        <w:left w:val="single" w:sz="14" w:space="8" w:color="0A59D2"/>
+      </w:pBdr>
+    </w:pPr>
+  </w:style>
+  <w:style w:type="paragraph" w:styleId="TableHeader">
+    <w:name w:val="Table Header"/>
+    <w:rPr>
+      <w:rFonts w:ascii="Arial" w:hAnsi="Arial"/>
+      <w:b/>
+      <w:caps/>
+      <w:sz w:val="18"/>
+      <w:color w:val="FFFFFF"/>
+      <w:spacing w:val="14"/>
+    </w:rPr>
+    <w:pPr>
+      <w:spacing w:before="0" w:after="0" w:line="250" w:lineRule="auto"/>
+    </w:pPr>
+  </w:style>
+  <w:style w:type="paragraph" w:styleId="TableCell">
+    <w:name w:val="Table Cell"/>
+    <w:rPr>
+      <w:rFonts w:ascii="Arial" w:hAnsi="Arial"/>
+      <w:sz w:val="20"/>
+      <w:color w:val="0A0A0A"/>
+    </w:rPr>
+    <w:pPr>
+      <w:spacing w:before="0" w:after="0" w:line="262" w:lineRule="auto"/>
+    </w:pPr>
+  </w:style>
+  <w:style w:type="paragraph" w:styleId="TableLabel">
+    <w:name w:val="Table Label"/>
+    <w:rPr>
+      <w:rFonts w:ascii="Arial" w:hAnsi="Arial"/>
+      <w:b/>
+      <w:sz w:val="20"/>
+      <w:color w:val="0A0A0A"/>
+    </w:rPr>
+    <w:pPr>
+      <w:spacing w:before="0" w:after="0" w:line="262" w:lineRule="auto"/>
     </w:pPr>
   </w:style>
 </w:styles>

--- a/content/member-assets/shopify-cart-audit/client-intake-form.docx
+++ b/content/member-assets/shopify-cart-audit/client-intake-form.docx
@@ -759,7 +759,7 @@
               <w:pStyle w:val="TableCell"/>
             </w:pPr>
             <w:r>
-              <w:t xml:space="preserve">How to use this form — Send this form before starting the shopify cart audit pack so the client provides store…</w:t>
+              <w:t xml:space="preserve">How to use this form - Send this form before starting the shopify cart audit pack so the client provides store…</w:t>
             </w:r>
           </w:p>
         </w:tc>
@@ -801,7 +801,7 @@
               <w:pStyle w:val="TableCell"/>
             </w:pPr>
             <w:r>
-              <w:t xml:space="preserve">Client details — Business name: [business]</w:t>
+              <w:t xml:space="preserve">Client details - Business name: [business]</w:t>
             </w:r>
           </w:p>
         </w:tc>
@@ -845,7 +845,7 @@
               <w:pStyle w:val="TableCell"/>
             </w:pPr>
             <w:r>
-              <w:t xml:space="preserve">Project scope — Selected offer: starter / standard / retainer for small shopify stores.</w:t>
+              <w:t xml:space="preserve">Project scope - Selected offer: starter / standard / retainer for small shopify stores.</w:t>
             </w:r>
           </w:p>
         </w:tc>
@@ -887,7 +887,7 @@
               <w:pStyle w:val="TableCell"/>
             </w:pPr>
             <w:r>
-              <w:t xml:space="preserve">Source material request — Current files, screenshots, exports, links, messages, reviews, product pages, listing copy…</w:t>
+              <w:t xml:space="preserve">Source material request - Current files, screenshots, exports, links, messages, reviews, product pages, listing copy…</w:t>
             </w:r>
           </w:p>
         </w:tc>
@@ -931,7 +931,7 @@
               <w:pStyle w:val="TableCell"/>
             </w:pPr>
             <w:r>
-              <w:t xml:space="preserve">Pack-specific intake prompts — What does a successful shopify cart audit pack look like for your business 30 days from now?</w:t>
+              <w:t xml:space="preserve">Pack-specific intake prompts - What does a successful shopify cart audit pack look like for your business 30 days from now?</w:t>
             </w:r>
           </w:p>
         </w:tc>
@@ -973,7 +973,7 @@
               <w:pStyle w:val="TableCell"/>
             </w:pPr>
             <w:r>
-              <w:t xml:space="preserve">Approval checklist — Facts approved: names, prices, dates, opening hours, policies, addresses, service areas…</w:t>
+              <w:t xml:space="preserve">Approval checklist - Facts approved: names, prices, dates, opening hours, policies, addresses, service areas…</w:t>
             </w:r>
           </w:p>
         </w:tc>
@@ -1017,7 +1017,7 @@
               <w:pStyle w:val="TableCell"/>
             </w:pPr>
             <w:r>
-              <w:t xml:space="preserve">Delivery standards (shared) — This asset is for small shopify stores; replace bracketed fields with their specifics…</w:t>
+              <w:t xml:space="preserve">Delivery standards (shared) - This asset is for small shopify stores; replace bracketed fields with their specifics…</w:t>
             </w:r>
           </w:p>
         </w:tc>
@@ -2253,7 +2253,7 @@
     <w:lvl w:ilvl="0">
       <w:start w:val="1"/>
       <w:numFmt w:val="bullet"/>
-      <w:lvlText w:val="–"/>
+      <w:lvlText w:val="-"/>
       <w:pPr>
         <w:ind w:left="540" w:hanging="220"/>
       </w:pPr>
